--- a/en/wisdom-stories/credit-ledger.docx
+++ b/en/wisdom-stories/credit-ledger.docx
@@ -13,7 +13,7 @@
     <w:p>
       <w:pPr/>
       <w:r>
-        <w:t>A plainly dressed stranger entered a neighborhood shop. After looking around, he asked the shopkeeper:</w:t>
+        <w:t>A plainly dressed stranger entered a neighborhood shop. After looking at the shopkeeper and the counter for a moment, he asked:</w:t>
       </w:r>
     </w:p>
     <w:p>
@@ -27,7 +27,7 @@
     <w:p>
       <w:pPr/>
       <w:r>
-        <w:t>“There’s a man who has been taking bread on credit for three months,” the shopkeeper replied. “To be honest, I doubt he can pay. But he’s caring for three orphans. I can’t let those children go hungry. Allah is great; He will provide for us too. Take the bread you need. You don’t have to pay.” A smile spread across the stranger’s face. “I’ve found what I was looking for,” he thought.</w:t>
+        <w:t>“There’s a man who has been taking bread on credit for three months,” the shopkeeper replied. “To be honest, I don't believe he will pay this debt either. But he’s caring for three orphans. I can’t let those children go hungry. Allah is great; He will provide for us too. Take it and go; may it be lawful and pleasant for you. You don’t have to pay.” A smile spread across the stranger’s face. “It seems I’ve found what I was looking for,” he thought.</w:t>
       </w:r>
     </w:p>
     <w:p>
@@ -35,7 +35,7 @@
         <w:spacing w:after="80"/>
       </w:pPr>
       <w:r>
-        <w:t>“How much do people owe you altogether?” he asked, pointing to the credit ledger.</w:t>
+        <w:t>“How much debt is written in that credit ledger of yours?” he asked.</w:t>
       </w:r>
     </w:p>
     <w:p>
@@ -59,13 +59,13 @@
         <w:spacing w:after="80"/>
       </w:pPr>
       <w:r>
-        <w:t>The stranger answered calmly:</w:t>
+        <w:t>To reassure him, the stranger went on in a calm voice:</w:t>
       </w:r>
     </w:p>
     <w:p>
       <w:pPr/>
       <w:r>
-        <w:t>“Please don’t be upset, brother. I haven’t come to trouble you or waste your time. I want to buy that ledger. Would you add up all the debts and tell me the total?”</w:t>
+        <w:t>“Please don’t be upset, brother. I am not so idle a man as to come here, fray your nerves, and waste your time. I want to buy that ledger. Would you add up all the debts and tell me the total?”</w:t>
       </w:r>
     </w:p>
     <w:p>
@@ -97,7 +97,7 @@
         <w:keepNext/>
       </w:pPr>
       <w:r>
-        <w:t>“Come, my child. Take the bread, the eggs, and some butter too. Tell your mother that uncle has already been here.”</w:t>
+        <w:t>“Come, my child. Take the bread, the eggs, and some butter too. Tell your mother that uncle came and left.”</w:t>
       </w:r>
     </w:p>
     <w:p>
@@ -110,11 +110,9 @@
         <w:rPr>
           <w:b/>
         </w:rPr>
-        <w:t>Moral:</w:t>
+        <w:t>Moral: Kindness done quietly is the highest kindness. Relieving someone’s debt and keeping an orphan from hunger are the true wealth of the heart.</w:t>
       </w:r>
-      <w:r>
-        <w:t xml:space="preserve"> Kindness given quietly has a special worth. Relieving someone’s debt and keeping an orphan from hunger reveal a truly generous heart.</w:t>
-      </w:r>
+      <w:r/>
     </w:p>
     <w:p>
       <w:pPr>
@@ -125,7 +123,7 @@
           <w:i/>
           <w:sz w:val="18"/>
         </w:rPr>
-        <w:t>Source: Publicly available internet sources.</w:t>
+        <w:t>Stories are taken from open Internet sources; illustrations were created with AI.</w:t>
       </w:r>
     </w:p>
     <w:sectPr>

--- a/en/wisdom-stories/credit-ledger.docx
+++ b/en/wisdom-stories/credit-ledger.docx
@@ -19,7 +19,7 @@
         <w:spacing w:after="80"/>
       </w:pPr>
       <w:r>
-        <w:t>One day during Ramadan, a stranger in plain clothes walked into a neighbourhood shop and approached the shopkeeper.</w:t>
+        <w:t xml:space="preserve">One day during Ramadan, a stranger in plain clothes walked into a neighborhood shop and approached the shopkeeper.</w:t>
       </w:r>
     </w:p>
     <w:p>
@@ -171,7 +171,7 @@
         <w:spacing w:after="80"/>
       </w:pPr>
       <w:r>
-        <w:t>Just then, seven-year-old Surayya’s daughter appeared in the doorway. Her father had died, leaving her mother to raise the children alone.</w:t>
+        <w:t xml:space="preserve">Just then, Surayya’s seven-year-old daughter appeared in the doorway. Her father had died, leaving her mother to raise the children alone.</w:t>
       </w:r>
     </w:p>
     <w:p>
@@ -184,7 +184,7 @@
         <w:keepNext/>
       </w:pPr>
       <w:r>
-        <w:t>“Come, my child. Take the bread, the eggs, and some butter too. Tell your mother that uncle came and left.”</w:t>
+        <w:t xml:space="preserve">“Come, my child. Take the bread, the eggs, and some butter too. Tell your mother that her brother came by.”</w:t>
       </w:r>
     </w:p>
     <w:p>
